--- a/acts-sermons/docx/07_2026-11-29_각사람의난곳방언으로듣는복음_행2장5-13절.docx
+++ b/acts-sermons/docx/07_2026-11-29_각사람의난곳방언으로듣는복음_행2장5-13절.docx
@@ -686,33 +686,46 @@
           <w:sz w:val="24"/>
           <w:szCs w:val="24"/>
         </w:rPr>
-        <w:t xml:space="preserve">룻기의 룻은 모압 여인이었습니다. 모압은 이스라엘과 오랜 갈등이 있던 이방 민족이었고, 신명기 23장은 모압 사람이 여호와의 총회에 들어오지 못한다고까지 말합니다. 룻은 이스라엘 남편과 결혼했지만 남편이 죽은 뒤 시어머니 나오미를 따라 낯선 땅 베들레헴으로 왔습니다. 그녀는 그곳의 말과 풍습과 신앙이 모두 낯선 외부인이었습니다.</w:t>
-      </w:r>
-    </w:p>
-    <w:p>
-      <w:pPr>
-        <w:spacing w:after="160" w:line="360"/>
-      </w:pPr>
-      <w:r>
-        <w:rPr>
-          <w:rFonts w:ascii="맑은 고딕" w:cs="맑은 고딕" w:eastAsia="맑은 고딕" w:hAnsi="맑은 고딕"/>
-          <w:sz w:val="24"/>
-          <w:szCs w:val="24"/>
-        </w:rPr>
-        <w:t xml:space="preserve">룻이 보아스의 밭에서 이삭을 줍고 있을 때, 보아스는 그녀에게 다정하게 말을 건넵니다. 내 딸아 들으라 이삭을 주우러 다른 밭으로 가지 말라. 룻은 땅에 엎드려 묻습니다. 나는 이방 여인이거늘 당신이 어찌하여 내게 은혜를 베푸시며 나를 돌보시나이까. 보아스는 대답합니다. 여호와께서 네가 행한 일에 보답하시기를 원하며 이스라엘의 하나님 여호와께서 그의 날개 아래에 보호를 받으러 온 네게 온전한 상 주시기를 원하노라.</w:t>
-      </w:r>
-    </w:p>
-    <w:p>
-      <w:pPr>
-        <w:spacing w:after="160" w:line="360"/>
-      </w:pPr>
-      <w:r>
-        <w:rPr>
-          <w:rFonts w:ascii="맑은 고딕" w:cs="맑은 고딕" w:eastAsia="맑은 고딕" w:hAnsi="맑은 고딕"/>
-          <w:sz w:val="24"/>
-          <w:szCs w:val="24"/>
-        </w:rPr>
-        <w:t xml:space="preserve">이방 여인 룻은 하나님의 날개 아래로 들어왔고, 결국 다윗의 증조모가 되었으며, 마태복음 1장 예수님의 족보에 이름이 올랐습니다. 하나님은 낯선 언어와 낯선 민족 출신의 한 여인에게도 은혜의 말을 들려주셨습니다. 오순절에 각국 사람들이 자기 언어로 하나님의 큰 일을 들은 것은 그 은혜가 이제 모든 민족에게 열렸다는 선언이었습니다.</w:t>
+        <w:t xml:space="preserve">마태복음 15장에서 예수님은 두로와 시돈 지방으로 가셨습니다. 그곳에서 가나안 여자 하나가 나와 소리 질러 말합니다. 주 다윗의 자손이여 나를 불쌍히 여기소서 내 딸이 흉악하게 귀신 들렸나이다. 가나안 사람은 이스라엘이 오래도록 이방인으로 여겨 온 민족이었습니다. 그녀는 말도, 혈통도, 신앙의 배경도 다른 외부인이었습니다.</w:t>
+      </w:r>
+    </w:p>
+    <w:p>
+      <w:pPr>
+        <w:spacing w:after="160" w:line="360"/>
+      </w:pPr>
+      <w:r>
+        <w:rPr>
+          <w:rFonts w:ascii="맑은 고딕" w:cs="맑은 고딕" w:eastAsia="맑은 고딕" w:hAnsi="맑은 고딕"/>
+          <w:sz w:val="24"/>
+          <w:szCs w:val="24"/>
+        </w:rPr>
+        <w:t xml:space="preserve">예수님은 처음에 한 말씀도 대답하지 않으셨고, 제자들은 그녀를 보내자고 했습니다. 그러나 여인은 와서 절하며 주여 저를 도우소서 하고 매달렸습니다. 자녀의 떡을 개들에게 던지는 것이 마땅하지 않다는 말씀에도 그녀는 이렇게 대답합니다. “주여 옳소이다마는 개들도 제 주인의 상에서 떨어지는 부스러기를 먹나이다”(마 15:27).</w:t>
+      </w:r>
+    </w:p>
+    <w:p>
+      <w:pPr>
+        <w:spacing w:after="160" w:line="360"/>
+      </w:pPr>
+      <w:r>
+        <w:rPr>
+          <w:rFonts w:ascii="맑은 고딕" w:cs="맑은 고딕" w:eastAsia="맑은 고딕" w:hAnsi="맑은 고딕"/>
+          <w:sz w:val="24"/>
+          <w:szCs w:val="24"/>
+        </w:rPr>
+        <w:t xml:space="preserve">예수님은 말씀하셨습니다. “여자여 네 믿음이 크도다 네 소원대로 되리라”(마 15:28). 그 때로부터 그의 딸이 나았습니다. 이스라엘 밖에서 온 한 여인이 주님께 은혜의 말씀을 듣고, 큰 믿음이라는 칭찬까지 받았습니다.</w:t>
+      </w:r>
+    </w:p>
+    <w:p>
+      <w:pPr>
+        <w:spacing w:after="160" w:line="360"/>
+      </w:pPr>
+      <w:r>
+        <w:rPr>
+          <w:rFonts w:ascii="맑은 고딕" w:cs="맑은 고딕" w:eastAsia="맑은 고딕" w:hAnsi="맑은 고딕"/>
+          <w:sz w:val="24"/>
+          <w:szCs w:val="24"/>
+        </w:rPr>
+        <w:t xml:space="preserve">이 일은 앞으로 열릴 시대의 예고였습니다. 오순절에 각국 사람들이 자기 난 곳 방언으로 하나님의 큰 일을 들은 것은 그 은혜의 문이 이제 모든 민족에게 활짝 열렸다는 선언이었습니다. 하나님은 열방을 부스러기로만 대하지 않으시고, 그들의 말로 복음을 들려주시며 식탁으로 부르십니다.</w:t>
       </w:r>
     </w:p>
     <w:p>
@@ -1016,33 +1029,46 @@
           <w:sz w:val="24"/>
           <w:szCs w:val="24"/>
         </w:rPr>
-        <w:t xml:space="preserve">예레미야는 눈물의 선지자라고 불립니다. 그는 유다가 멸망하기 전 사십 년 동안 하나님의 말씀을 전했습니다. 그러나 사람들은 그의 말을 듣지 않았습니다. 오히려 그를 비웃고 때리고 차꼬에 채우고 구덩이에 던졌습니다.</w:t>
-      </w:r>
-    </w:p>
-    <w:p>
-      <w:pPr>
-        <w:spacing w:after="160" w:line="360"/>
-      </w:pPr>
-      <w:r>
-        <w:rPr>
-          <w:rFonts w:ascii="맑은 고딕" w:cs="맑은 고딕" w:eastAsia="맑은 고딕" w:hAnsi="맑은 고딕"/>
-          <w:sz w:val="24"/>
-          <w:szCs w:val="24"/>
-        </w:rPr>
-        <w:t xml:space="preserve">예레미야 20장에서 그는 하나님께 이렇게 탄식합니다. 내가 조롱거리가 되니 사람마다 나를 조롱하나이다. 여호와의 말씀으로 말미암아 내가 종일토록 치욕과 모욕거리가 됨이니이다. 그는 너무 괴로워서 다시는 여호와의 이름으로 말하지 않겠다고 결심했습니다.</w:t>
-      </w:r>
-    </w:p>
-    <w:p>
-      <w:pPr>
-        <w:spacing w:after="160" w:line="360"/>
-      </w:pPr>
-      <w:r>
-        <w:rPr>
-          <w:rFonts w:ascii="맑은 고딕" w:cs="맑은 고딕" w:eastAsia="맑은 고딕" w:hAnsi="맑은 고딕"/>
-          <w:sz w:val="24"/>
-          <w:szCs w:val="24"/>
-        </w:rPr>
-        <w:t xml:space="preserve">그러나 그다음 고백이 놀랍습니다. 예레미야 20장 9절입니다. 내가 다시는 여호와를 선포하지 아니하며 그의 이름으로 말하지 아니하리라 하면 나의 마음이 불붙는 것 같아서 골수에 사무치니 답답하여 견딜 수 없나이다. 조롱이 그를 침묵시키려 했지만, 그의 속에 있는 하나님의 말씀이 불처럼 타올라 침묵할 수 없었습니다. 오순절의 제자들도 조롱 앞에서 침묵하지 않았습니다. 성령의 불이 그들 안에 타오르고 있었기 때문입니다.</w:t>
+        <w:t xml:space="preserve">마가복음 15장의 십자가 장면은 조롱으로 가득합니다. 지나가는 자들은 머리를 흔들며 예수님을 모욕했습니다. 대제사장들과 서기관들도 서로 희롱하며 남은 구원하였으되 자기는 구원할 수 없도다 하고 비웃었습니다. 함께 십자가에 못 박힌 자들도 예수님을 욕했습니다(막 15:29-32).</w:t>
+      </w:r>
+    </w:p>
+    <w:p>
+      <w:pPr>
+        <w:spacing w:after="160" w:line="360"/>
+      </w:pPr>
+      <w:r>
+        <w:rPr>
+          <w:rFonts w:ascii="맑은 고딕" w:cs="맑은 고딕" w:eastAsia="맑은 고딕" w:hAnsi="맑은 고딕"/>
+          <w:sz w:val="24"/>
+          <w:szCs w:val="24"/>
+        </w:rPr>
+        <w:t xml:space="preserve">그런데 그 조롱의 한복판에 한 사람이 서 있었습니다. 십자가 처형을 맡은 로마 백부장입니다. 그는 메시아를 기다리던 유대인도 아니었고 성경을 배운 사람도 아니었습니다. 그러나 그는 예수님을 향하여 서서 그분의 마지막을 가장 가까이에서 지켜보았습니다.</w:t>
+      </w:r>
+    </w:p>
+    <w:p>
+      <w:pPr>
+        <w:spacing w:after="160" w:line="360"/>
+      </w:pPr>
+      <w:r>
+        <w:rPr>
+          <w:rFonts w:ascii="맑은 고딕" w:cs="맑은 고딕" w:eastAsia="맑은 고딕" w:hAnsi="맑은 고딕"/>
+          <w:sz w:val="24"/>
+          <w:szCs w:val="24"/>
+        </w:rPr>
+        <w:t xml:space="preserve">그리고 예수께서 그렇게 숨지시는 것을 보고 그는 고백합니다. “이 사람은 진실로 하나님의 아들이었도다”(막 15:39). 같은 십자가를 보고 어떤 사람은 비웃었고, 어떤 사람은 하나님의 아들을 고백했습니다. 사건은 하나였지만 응답은 둘로 갈렸습니다.</w:t>
+      </w:r>
+    </w:p>
+    <w:p>
+      <w:pPr>
+        <w:spacing w:after="160" w:line="360"/>
+      </w:pPr>
+      <w:r>
+        <w:rPr>
+          <w:rFonts w:ascii="맑은 고딕" w:cs="맑은 고딕" w:eastAsia="맑은 고딕" w:hAnsi="맑은 고딕"/>
+          <w:sz w:val="24"/>
+          <w:szCs w:val="24"/>
+        </w:rPr>
+        <w:t xml:space="preserve">오순절에도 마찬가지였습니다. 같은 소리를 듣고 어떤 사람은 놀라며 이 어찌 된 일이냐고 물었고, 어떤 사람은 새 술에 취하였다고 조롱했습니다. 복음 앞에서 중립은 없습니다. 조롱하는 무리 한가운데서도 믿음으로 고백한 백부장처럼, 우리도 복음 앞에서 믿음으로 응답해야 합니다.</w:t>
       </w:r>
     </w:p>
     <w:p>
@@ -1157,7 +1183,7 @@
           <w:sz w:val="24"/>
           <w:szCs w:val="24"/>
         </w:rPr>
-        <w:t xml:space="preserve">또한 신앙 때문에 조롱을 받고 계신 분이 있다면 낙심하지 마십시오. 직장에서 술자리를 거절해서, 주일을 지켜서, 정직하게 살아서 비웃음을 받으십니까? 오순절 첫날의 제자들도, 예레미야도, 알렉사메노스도 조롱을 받았습니다. 조롱은 여러분이 그리스도 편에 서 있다는 증거일 수 있습니다.</w:t>
+        <w:t xml:space="preserve">또한 신앙 때문에 조롱을 받고 계신 분이 있다면 낙심하지 마십시오. 직장에서 술자리를 거절해서, 주일을 지켜서, 정직하게 살아서 비웃음을 받으십니까? 오순절 첫날의 제자들도, 십자가에 달리신 우리 주님도, 알렉사메노스도 조롱을 받았습니다. 조롱은 여러분이 그리스도 편에 서 있다는 증거일 수 있습니다.</w:t>
       </w:r>
     </w:p>
     <w:p>

--- a/acts-sermons/docx/07_2026-11-29_각사람의난곳방언으로듣는복음_행2장5-13절.docx
+++ b/acts-sermons/docx/07_2026-11-29_각사람의난곳방언으로듣는복음_행2장5-13절.docx
@@ -763,7 +763,7 @@
           <w:sz w:val="24"/>
           <w:szCs w:val="24"/>
         </w:rPr>
-        <w:t xml:space="preserve">4세기에 로마 제국 북쪽 국경 너머에는 고트족이라는 민족이 살고 있었습니다. 그들에게는 아직 글자가 없었습니다. 그때 고트족 출신 가정에서 자란 울필라스라는 사람이 감독으로 세워져 그들 가운데서 복음을 전했습니다.</w:t>
+        <w:t xml:space="preserve">4세기에 로마 제국 북쪽 국경 너머에는 고트족이라는 민족이 살고 있었습니다. 그들에게는 아직 글자가 없었습니다. 그때 고트족 가운데서 태어나 자란 울필라스라는 사람이 감독으로 세워져 그들 가운데서 복음을 전했습니다.</w:t>
       </w:r>
     </w:p>
     <w:p>
